--- a/words/중간보고서 목차.docx
+++ b/words/중간보고서 목차.docx
@@ -1,13 +1,823 @@
 
 <file path=word/document.xml><?xml version="1.0" encoding="utf-8"?>
-<w:document xmlns:wpc="http://schemas.microsoft.com/office/word/2010/wordprocessingCanvas" xmlns:cx="http://schemas.microsoft.com/office/drawing/2014/chartex" xmlns:cx1="http://schemas.microsoft.com/office/drawing/2015/9/8/chartex" xmlns:cx2="http://schemas.microsoft.com/office/drawing/2015/10/21/chartex" xmlns:cx3="http://schemas.microsoft.com/office/drawing/2016/5/9/chartex" xmlns:cx4="http://schemas.microsoft.com/office/drawing/2016/5/10/chartex" xmlns:cx5="http://schemas.microsoft.com/office/drawing/2016/5/11/chartex" xmlns:cx6="http://schemas.microsoft.com/office/drawing/2016/5/12/chartex" xmlns:cx7="http://schemas.microsoft.com/office/drawing/2016/5/13/chartex" xmlns:cx8="http://schemas.microsoft.com/office/drawing/2016/5/14/chartex" xmlns:mc="http://schemas.openxmlformats.org/markup-compatibility/2006" xmlns:aink="http://schemas.microsoft.com/office/drawing/2016/ink" xmlns:am3d="http://schemas.microsoft.com/office/drawing/2017/model3d" xmlns:o="urn:schemas-microsoft-com:office:office" xmlns:oel="http://schemas.microsoft.com/office/2019/extlst" xmlns:r="http://schemas.openxmlformats.org/officeDocument/2006/relationships" xmlns:m="http://schemas.openxmlformats.org/officeDocument/2006/math" xmlns:v="urn:schemas-microsoft-com:vml" xmlns:wp14="http://schemas.microsoft.com/office/word/2010/wordprocessingDrawing" xmlns:wp="http://schemas.openxmlformats.org/drawingml/2006/wordprocessingDrawing" xmlns:w10="urn:schemas-microsoft-com:office:word" xmlns:w="http://schemas.openxmlformats.org/wordprocessingml/2006/main" xmlns:w14="http://schemas.microsoft.com/office/word/2010/wordml" xmlns:w15="http://schemas.microsoft.com/office/word/2012/wordml" xmlns:w16cex="http://schemas.microsoft.com/office/word/2018/wordml/cex" xmlns:w16cid="http://schemas.microsoft.com/office/word/2016/wordml/cid" xmlns:w16="http://schemas.microsoft.com/office/word/2018/wordml" xmlns:w16sdtdh="http://schemas.microsoft.com/office/word/2020/wordml/sdtdatahash" xmlns:w16se="http://schemas.microsoft.com/office/word/2015/wordml/symex" xmlns:wpg="http://schemas.microsoft.com/office/word/2010/wordprocessingGroup" xmlns:wpi="http://schemas.microsoft.com/office/word/2010/wordprocessingInk" xmlns:wne="http://schemas.microsoft.com/office/word/2006/wordml" xmlns:wps="http://schemas.microsoft.com/office/word/2010/wordprocessingShape" mc:Ignorable="w14 w15 w16se w16cid w16 w16cex w16sdtdh wp14">
+<w:document xmlns:wpc="http://schemas.microsoft.com/office/word/2010/wordprocessingCanvas" xmlns:cx="http://schemas.microsoft.com/office/drawing/2014/chartex" xmlns:cx1="http://schemas.microsoft.com/office/drawing/2015/9/8/chartex" xmlns:cx2="http://schemas.microsoft.com/office/drawing/2015/10/21/chartex" xmlns:cx3="http://schemas.microsoft.com/office/drawing/2016/5/9/chartex" xmlns:cx4="http://schemas.microsoft.com/office/drawing/2016/5/10/chartex" xmlns:cx5="http://schemas.microsoft.com/office/drawing/2016/5/11/chartex" xmlns:cx6="http://schemas.microsoft.com/office/drawing/2016/5/12/chartex" xmlns:cx7="http://schemas.microsoft.com/office/drawing/2016/5/13/chartex" xmlns:cx8="http://schemas.microsoft.com/office/drawing/2016/5/14/chartex" xmlns:mc="http://schemas.openxmlformats.org/markup-compatibility/2006" xmlns:aink="http://schemas.microsoft.com/office/drawing/2016/ink" xmlns:am3d="http://schemas.microsoft.com/office/drawing/2017/model3d" xmlns:o="urn:schemas-microsoft-com:office:office" xmlns:oel="http://schemas.microsoft.com/office/2019/extlst" xmlns:r="http://schemas.openxmlformats.org/officeDocument/2006/relationships" xmlns:m="http://schemas.openxmlformats.org/officeDocument/2006/math" xmlns:v="urn:schemas-microsoft-com:vml" xmlns:wp14="http://schemas.microsoft.com/office/word/2010/wordprocessingDrawing" xmlns:wp="http://schemas.openxmlformats.org/drawingml/2006/wordprocessingDrawing" xmlns:w10="urn:schemas-microsoft-com:office:word" xmlns:w="http://schemas.openxmlformats.org/wordprocessingml/2006/main" xmlns:w14="http://schemas.microsoft.com/office/word/2010/wordml" xmlns:w15="http://schemas.microsoft.com/office/word/2012/wordml" xmlns:w16cex="http://schemas.microsoft.com/office/word/2018/wordml/cex" xmlns:w16cid="http://schemas.microsoft.com/office/word/2016/wordml/cid" xmlns:w16="http://schemas.microsoft.com/office/word/2018/wordml" xmlns:w16du="http://schemas.microsoft.com/office/word/2023/wordml/word16du" xmlns:w16sdtdh="http://schemas.microsoft.com/office/word/2020/wordml/sdtdatahash" xmlns:w16se="http://schemas.microsoft.com/office/word/2015/wordml/symex" xmlns:wpg="http://schemas.microsoft.com/office/word/2010/wordprocessingGroup" xmlns:wpi="http://schemas.microsoft.com/office/word/2010/wordprocessingInk" xmlns:wne="http://schemas.microsoft.com/office/word/2006/wordml" xmlns:wps="http://schemas.microsoft.com/office/word/2010/wordprocessingShape" mc:Ignorable="w14 w15 w16se w16cid w16 w16cex w16sdtdh w16du wp14">
   <w:body>
+    <w:p>
+      <w:pPr>
+        <w:pStyle w:val="TOC"/>
+      </w:pPr>
+      <w:r>
+        <w:rPr>
+          <w:lang w:val="ko-KR"/>
+        </w:rPr>
+        <w:t>목차</w:t>
+      </w:r>
+    </w:p>
+    <w:p>
+      <w:pPr>
+        <w:pStyle w:val="10"/>
+      </w:pPr>
+      <w:bookmarkStart w:id="0" w:name="_Hlk164615768"/>
+      <w:r>
+        <w:rPr>
+          <w:b/>
+          <w:bCs/>
+        </w:rPr>
+        <w:t>프로젝트 개요</w:t>
+      </w:r>
+      <w:r>
+        <w:ptab w:relativeTo="margin" w:alignment="right" w:leader="dot"/>
+      </w:r>
+      <w:r>
+        <w:rPr>
+          <w:b/>
+          <w:bCs/>
+          <w:lang w:val="ko-KR"/>
+        </w:rPr>
+        <w:t>1</w:t>
+      </w:r>
+    </w:p>
+    <w:p>
+      <w:pPr>
+        <w:pStyle w:val="20"/>
+        <w:ind w:left="216"/>
+        <w:rPr>
+          <w:lang w:val="ko-KR"/>
+        </w:rPr>
+      </w:pPr>
+      <w:bookmarkStart w:id="1" w:name="_Hlk164614867"/>
+      <w:bookmarkStart w:id="2" w:name="_Hlk164615468"/>
+      <w:r>
+        <w:rPr>
+          <w:rFonts w:ascii="Segoe UI" w:hAnsi="Segoe UI" w:cs="Segoe UI"/>
+          <w:color w:val="0D0D0D"/>
+          <w:shd w:val="clear" w:color="auto" w:fill="FFFFFF"/>
+        </w:rPr>
+        <w:t>추진</w:t>
+      </w:r>
+      <w:r>
+        <w:rPr>
+          <w:rFonts w:ascii="Segoe UI" w:hAnsi="Segoe UI" w:cs="Segoe UI"/>
+          <w:color w:val="0D0D0D"/>
+          <w:shd w:val="clear" w:color="auto" w:fill="FFFFFF"/>
+        </w:rPr>
+        <w:t xml:space="preserve"> </w:t>
+      </w:r>
+      <w:r>
+        <w:rPr>
+          <w:rFonts w:ascii="Segoe UI" w:hAnsi="Segoe UI" w:cs="Segoe UI"/>
+          <w:color w:val="0D0D0D"/>
+          <w:shd w:val="clear" w:color="auto" w:fill="FFFFFF"/>
+        </w:rPr>
+        <w:t>배경</w:t>
+      </w:r>
+      <w:r>
+        <w:ptab w:relativeTo="margin" w:alignment="right" w:leader="dot"/>
+      </w:r>
+      <w:r>
+        <w:rPr>
+          <w:lang w:val="ko-KR"/>
+        </w:rPr>
+        <w:t>2</w:t>
+      </w:r>
+    </w:p>
+    <w:bookmarkEnd w:id="1"/>
+    <w:p>
+      <w:pPr>
+        <w:pStyle w:val="20"/>
+        <w:ind w:left="216"/>
+        <w:rPr>
+          <w:rFonts w:hint="eastAsia"/>
+          <w:lang w:val="ko-KR"/>
+        </w:rPr>
+      </w:pPr>
+      <w:r>
+        <w:rPr>
+          <w:rFonts w:ascii="Segoe UI" w:hAnsi="Segoe UI" w:cs="Segoe UI"/>
+          <w:color w:val="0D0D0D"/>
+          <w:shd w:val="clear" w:color="auto" w:fill="FFFFFF"/>
+        </w:rPr>
+        <w:t>프로젝트</w:t>
+      </w:r>
+      <w:r>
+        <w:rPr>
+          <w:rFonts w:ascii="Segoe UI" w:hAnsi="Segoe UI" w:cs="Segoe UI"/>
+          <w:color w:val="0D0D0D"/>
+          <w:shd w:val="clear" w:color="auto" w:fill="FFFFFF"/>
+        </w:rPr>
+        <w:t xml:space="preserve"> </w:t>
+      </w:r>
+      <w:r>
+        <w:rPr>
+          <w:rFonts w:ascii="Segoe UI" w:hAnsi="Segoe UI" w:cs="Segoe UI"/>
+          <w:color w:val="0D0D0D"/>
+          <w:shd w:val="clear" w:color="auto" w:fill="FFFFFF"/>
+        </w:rPr>
+        <w:t>목표</w:t>
+      </w:r>
+      <w:r>
+        <w:ptab w:relativeTo="margin" w:alignment="right" w:leader="dot"/>
+      </w:r>
+      <w:r>
+        <w:rPr>
+          <w:lang w:val="ko-KR"/>
+        </w:rPr>
+        <w:t>2</w:t>
+      </w:r>
+    </w:p>
+    <w:bookmarkEnd w:id="0"/>
+    <w:p>
+      <w:pPr>
+        <w:pStyle w:val="30"/>
+        <w:ind w:left="446"/>
+      </w:pPr>
+      <w:r>
+        <w:rPr>
+          <w:rFonts w:ascii="Segoe UI" w:hAnsi="Segoe UI" w:cs="Segoe UI"/>
+          <w:color w:val="0D0D0D"/>
+          <w:shd w:val="clear" w:color="auto" w:fill="FFFFFF"/>
+        </w:rPr>
+        <w:t>타</w:t>
+      </w:r>
+      <w:r>
+        <w:rPr>
+          <w:rFonts w:ascii="Segoe UI" w:hAnsi="Segoe UI" w:cs="Segoe UI"/>
+          <w:color w:val="0D0D0D"/>
+          <w:shd w:val="clear" w:color="auto" w:fill="FFFFFF"/>
+        </w:rPr>
+        <w:t xml:space="preserve"> </w:t>
+      </w:r>
+      <w:r>
+        <w:rPr>
+          <w:rFonts w:ascii="Segoe UI" w:hAnsi="Segoe UI" w:cs="Segoe UI"/>
+          <w:color w:val="0D0D0D"/>
+          <w:shd w:val="clear" w:color="auto" w:fill="FFFFFF"/>
+        </w:rPr>
+        <w:t>앱과의</w:t>
+      </w:r>
+      <w:r>
+        <w:rPr>
+          <w:rFonts w:ascii="Segoe UI" w:hAnsi="Segoe UI" w:cs="Segoe UI"/>
+          <w:color w:val="0D0D0D"/>
+          <w:shd w:val="clear" w:color="auto" w:fill="FFFFFF"/>
+        </w:rPr>
+        <w:t xml:space="preserve"> </w:t>
+      </w:r>
+      <w:r>
+        <w:rPr>
+          <w:rFonts w:ascii="Segoe UI" w:hAnsi="Segoe UI" w:cs="Segoe UI"/>
+          <w:color w:val="0D0D0D"/>
+          <w:shd w:val="clear" w:color="auto" w:fill="FFFFFF"/>
+        </w:rPr>
+        <w:t>비교</w:t>
+      </w:r>
+      <w:r>
+        <w:ptab w:relativeTo="margin" w:alignment="right" w:leader="dot"/>
+      </w:r>
+      <w:r>
+        <w:rPr>
+          <w:lang w:val="ko-KR"/>
+        </w:rPr>
+        <w:t>3</w:t>
+      </w:r>
+    </w:p>
+    <w:p>
+      <w:pPr>
+        <w:pStyle w:val="10"/>
+        <w:rPr>
+          <w:b/>
+          <w:bCs/>
+          <w:lang w:val="ko-KR"/>
+        </w:rPr>
+      </w:pPr>
+      <w:bookmarkStart w:id="3" w:name="_Hlk164615655"/>
+      <w:bookmarkEnd w:id="2"/>
+      <w:r>
+        <w:rPr>
+          <w:rFonts w:hint="eastAsia"/>
+          <w:b/>
+          <w:bCs/>
+        </w:rPr>
+        <w:t>프로젝트</w:t>
+      </w:r>
+      <w:r>
+        <w:rPr>
+          <w:b/>
+          <w:bCs/>
+        </w:rPr>
+        <w:t xml:space="preserve"> 수행 상황</w:t>
+      </w:r>
+      <w:r>
+        <w:ptab w:relativeTo="margin" w:alignment="right" w:leader="dot"/>
+      </w:r>
+      <w:r>
+        <w:rPr>
+          <w:b/>
+          <w:bCs/>
+          <w:lang w:val="ko-KR"/>
+        </w:rPr>
+        <w:t>4</w:t>
+      </w:r>
+    </w:p>
+    <w:p>
+      <w:pPr>
+        <w:pStyle w:val="20"/>
+        <w:ind w:left="216"/>
+        <w:rPr>
+          <w:lang w:val="ko-KR"/>
+        </w:rPr>
+      </w:pPr>
+      <w:bookmarkStart w:id="4" w:name="_Hlk164616163"/>
+      <w:r>
+        <w:rPr>
+          <w:rFonts w:ascii="맑은 고딕" w:eastAsia="맑은 고딕" w:hAnsi="맑은 고딕" w:hint="eastAsia"/>
+          <w:kern w:val="2"/>
+          <w:sz w:val="20"/>
+        </w:rPr>
+        <w:t>개발 진행 상황</w:t>
+      </w:r>
+      <w:bookmarkEnd w:id="4"/>
+      <w:r>
+        <w:t xml:space="preserve"> </w:t>
+      </w:r>
+      <w:r>
+        <w:ptab w:relativeTo="margin" w:alignment="right" w:leader="dot"/>
+      </w:r>
+      <w:r>
+        <w:rPr>
+          <w:lang w:val="ko-KR"/>
+        </w:rPr>
+        <w:t>2</w:t>
+      </w:r>
+    </w:p>
+    <w:p>
+      <w:pPr>
+        <w:pStyle w:val="30"/>
+        <w:ind w:left="446"/>
+      </w:pPr>
+      <w:bookmarkStart w:id="5" w:name="_Hlk164616177"/>
+      <w:r>
+        <w:t>Stage 개발</w:t>
+      </w:r>
+      <w:bookmarkEnd w:id="5"/>
+      <w:r>
+        <w:ptab w:relativeTo="margin" w:alignment="right" w:leader="dot"/>
+      </w:r>
+      <w:r>
+        <w:rPr>
+          <w:lang w:val="ko-KR"/>
+        </w:rPr>
+        <w:t>3</w:t>
+      </w:r>
+    </w:p>
+    <w:p>
+      <w:pPr>
+        <w:pStyle w:val="30"/>
+        <w:ind w:left="446"/>
+      </w:pPr>
+      <w:bookmarkStart w:id="6" w:name="_Hlk164616191"/>
+      <w:bookmarkEnd w:id="3"/>
+      <w:r>
+        <w:rPr>
+          <w:rFonts w:hint="eastAsia"/>
+        </w:rPr>
+        <w:t>유사도</w:t>
+      </w:r>
+      <w:r>
+        <w:t xml:space="preserve"> 분석 알고리즘</w:t>
+      </w:r>
+      <w:bookmarkEnd w:id="6"/>
+      <w:r>
+        <w:ptab w:relativeTo="margin" w:alignment="right" w:leader="dot"/>
+      </w:r>
+      <w:r>
+        <w:rPr>
+          <w:lang w:val="ko-KR"/>
+        </w:rPr>
+        <w:t>3</w:t>
+      </w:r>
+    </w:p>
+    <w:p>
+      <w:pPr>
+        <w:pStyle w:val="30"/>
+        <w:ind w:left="446"/>
+      </w:pPr>
+      <w:bookmarkStart w:id="7" w:name="_Hlk164616203"/>
+      <w:r>
+        <w:rPr>
+          <w:rFonts w:ascii="Segoe UI" w:hAnsi="Segoe UI" w:cs="Segoe UI"/>
+          <w:color w:val="0D0D0D"/>
+          <w:shd w:val="clear" w:color="auto" w:fill="FFFFFF"/>
+        </w:rPr>
+        <w:t>4</w:t>
+      </w:r>
+      <w:r>
+        <w:rPr>
+          <w:rFonts w:ascii="Segoe UI" w:hAnsi="Segoe UI" w:cs="Segoe UI"/>
+          <w:color w:val="0D0D0D"/>
+          <w:shd w:val="clear" w:color="auto" w:fill="FFFFFF"/>
+        </w:rPr>
+        <w:t>분할</w:t>
+      </w:r>
+      <w:r>
+        <w:rPr>
+          <w:rFonts w:ascii="Segoe UI" w:hAnsi="Segoe UI" w:cs="Segoe UI"/>
+          <w:color w:val="0D0D0D"/>
+          <w:shd w:val="clear" w:color="auto" w:fill="FFFFFF"/>
+        </w:rPr>
+        <w:t xml:space="preserve"> </w:t>
+      </w:r>
+      <w:r>
+        <w:rPr>
+          <w:rFonts w:ascii="Segoe UI" w:hAnsi="Segoe UI" w:cs="Segoe UI"/>
+          <w:color w:val="0D0D0D"/>
+          <w:shd w:val="clear" w:color="auto" w:fill="FFFFFF"/>
+        </w:rPr>
+        <w:t>페이지</w:t>
+      </w:r>
+      <w:r>
+        <w:rPr>
+          <w:rFonts w:ascii="Segoe UI" w:hAnsi="Segoe UI" w:cs="Segoe UI"/>
+          <w:color w:val="0D0D0D"/>
+          <w:shd w:val="clear" w:color="auto" w:fill="FFFFFF"/>
+        </w:rPr>
+        <w:t xml:space="preserve"> </w:t>
+      </w:r>
+      <w:r>
+        <w:rPr>
+          <w:rFonts w:ascii="Segoe UI" w:hAnsi="Segoe UI" w:cs="Segoe UI"/>
+          <w:color w:val="0D0D0D"/>
+          <w:shd w:val="clear" w:color="auto" w:fill="FFFFFF"/>
+        </w:rPr>
+        <w:t>제작</w:t>
+      </w:r>
+      <w:bookmarkEnd w:id="7"/>
+      <w:r>
+        <w:ptab w:relativeTo="margin" w:alignment="right" w:leader="dot"/>
+      </w:r>
+      <w:r>
+        <w:rPr>
+          <w:lang w:val="ko-KR"/>
+        </w:rPr>
+        <w:t>3</w:t>
+      </w:r>
+    </w:p>
+    <w:p>
+      <w:pPr>
+        <w:pStyle w:val="30"/>
+        <w:ind w:left="446"/>
+        <w:rPr>
+          <w:rFonts w:hint="eastAsia"/>
+        </w:rPr>
+      </w:pPr>
+      <w:r>
+        <w:rPr>
+          <w:rFonts w:ascii="Segoe UI" w:hAnsi="Segoe UI" w:cs="Segoe UI" w:hint="eastAsia"/>
+          <w:color w:val="0D0D0D"/>
+          <w:shd w:val="clear" w:color="auto" w:fill="FFFFFF"/>
+        </w:rPr>
+        <w:t>기</w:t>
+      </w:r>
+      <w:r>
+        <w:rPr>
+          <w:rFonts w:ascii="Segoe UI" w:hAnsi="Segoe UI" w:cs="Segoe UI"/>
+          <w:color w:val="0D0D0D"/>
+          <w:shd w:val="clear" w:color="auto" w:fill="FFFFFF"/>
+        </w:rPr>
+        <w:t>타</w:t>
+      </w:r>
+      <w:r>
+        <w:ptab w:relativeTo="margin" w:alignment="right" w:leader="dot"/>
+      </w:r>
+      <w:r>
+        <w:rPr>
+          <w:lang w:val="ko-KR"/>
+        </w:rPr>
+        <w:t>3</w:t>
+      </w:r>
+    </w:p>
+    <w:p>
+      <w:pPr>
+        <w:pStyle w:val="20"/>
+        <w:ind w:left="216"/>
+        <w:rPr>
+          <w:rFonts w:hint="eastAsia"/>
+          <w:lang w:val="ko-KR"/>
+        </w:rPr>
+      </w:pPr>
+      <w:r>
+        <w:rPr>
+          <w:rFonts w:ascii="맑은 고딕" w:eastAsia="맑은 고딕" w:hAnsi="맑은 고딕" w:hint="eastAsia"/>
+          <w:kern w:val="2"/>
+          <w:sz w:val="20"/>
+        </w:rPr>
+        <w:t>문제점 및 해결방안</w:t>
+      </w:r>
+      <w:r>
+        <w:t xml:space="preserve"> </w:t>
+      </w:r>
+      <w:r>
+        <w:ptab w:relativeTo="margin" w:alignment="right" w:leader="dot"/>
+      </w:r>
+      <w:r>
+        <w:rPr>
+          <w:lang w:val="ko-KR"/>
+        </w:rPr>
+        <w:t>2</w:t>
+      </w:r>
+    </w:p>
+    <w:p>
+      <w:pPr>
+        <w:pStyle w:val="10"/>
+        <w:rPr>
+          <w:b/>
+          <w:bCs/>
+          <w:lang w:val="ko-KR"/>
+        </w:rPr>
+      </w:pPr>
+      <w:r>
+        <w:rPr>
+          <w:rFonts w:hint="eastAsia"/>
+          <w:b/>
+          <w:bCs/>
+        </w:rPr>
+        <w:t>프로젝트 기대 효과 및 활용 방안</w:t>
+      </w:r>
+      <w:r>
+        <w:rPr>
+          <w:b/>
+          <w:bCs/>
+        </w:rPr>
+        <w:t xml:space="preserve"> </w:t>
+      </w:r>
+      <w:r>
+        <w:ptab w:relativeTo="margin" w:alignment="right" w:leader="dot"/>
+      </w:r>
+      <w:r>
+        <w:rPr>
+          <w:b/>
+          <w:bCs/>
+          <w:lang w:val="ko-KR"/>
+        </w:rPr>
+        <w:t>4</w:t>
+      </w:r>
+    </w:p>
+    <w:p>
+      <w:pPr>
+        <w:pStyle w:val="20"/>
+        <w:ind w:left="216"/>
+        <w:rPr>
+          <w:lang w:val="ko-KR"/>
+        </w:rPr>
+      </w:pPr>
+      <w:bookmarkStart w:id="8" w:name="_Hlk164615663"/>
+      <w:r>
+        <w:rPr>
+          <w:rFonts w:ascii="맑은 고딕" w:eastAsia="맑은 고딕" w:hAnsi="맑은 고딕" w:hint="eastAsia"/>
+          <w:kern w:val="2"/>
+          <w:sz w:val="20"/>
+        </w:rPr>
+        <w:t>기대 효과</w:t>
+      </w:r>
+      <w:r>
+        <w:t xml:space="preserve"> </w:t>
+      </w:r>
+      <w:r>
+        <w:ptab w:relativeTo="margin" w:alignment="right" w:leader="dot"/>
+      </w:r>
+      <w:r>
+        <w:rPr>
+          <w:lang w:val="ko-KR"/>
+        </w:rPr>
+        <w:t>2</w:t>
+      </w:r>
+    </w:p>
+    <w:bookmarkEnd w:id="8"/>
+    <w:p>
+      <w:pPr>
+        <w:pStyle w:val="30"/>
+        <w:ind w:left="446"/>
+      </w:pPr>
+      <w:r>
+        <w:rPr>
+          <w:rFonts w:hint="eastAsia"/>
+        </w:rPr>
+        <w:t xml:space="preserve">설문조사 </w:t>
+      </w:r>
+      <w:r>
+        <w:ptab w:relativeTo="margin" w:alignment="right" w:leader="dot"/>
+      </w:r>
+      <w:r>
+        <w:rPr>
+          <w:lang w:val="ko-KR"/>
+        </w:rPr>
+        <w:t>3</w:t>
+      </w:r>
+    </w:p>
+    <w:p>
+      <w:pPr>
+        <w:pStyle w:val="20"/>
+        <w:ind w:left="216"/>
+        <w:rPr>
+          <w:lang w:val="ko-KR"/>
+        </w:rPr>
+      </w:pPr>
+      <w:r>
+        <w:rPr>
+          <w:rFonts w:ascii="맑은 고딕" w:eastAsia="맑은 고딕" w:hAnsi="맑은 고딕" w:hint="eastAsia"/>
+          <w:kern w:val="2"/>
+          <w:sz w:val="20"/>
+        </w:rPr>
+        <w:t>활용 방안</w:t>
+      </w:r>
+      <w:r>
+        <w:t xml:space="preserve"> </w:t>
+      </w:r>
+      <w:r>
+        <w:ptab w:relativeTo="margin" w:alignment="right" w:leader="dot"/>
+      </w:r>
+      <w:r>
+        <w:rPr>
+          <w:lang w:val="ko-KR"/>
+        </w:rPr>
+        <w:t>2</w:t>
+      </w:r>
+    </w:p>
+    <w:p>
+      <w:pPr>
+        <w:pStyle w:val="10"/>
+      </w:pPr>
+      <w:r>
+        <w:rPr>
+          <w:rFonts w:hint="eastAsia"/>
+          <w:b/>
+          <w:bCs/>
+        </w:rPr>
+        <w:t>향후</w:t>
+      </w:r>
+      <w:r>
+        <w:rPr>
+          <w:rFonts w:hint="eastAsia"/>
+          <w:b/>
+          <w:bCs/>
+        </w:rPr>
+        <w:t xml:space="preserve"> </w:t>
+      </w:r>
+      <w:r>
+        <w:rPr>
+          <w:rFonts w:hint="eastAsia"/>
+          <w:b/>
+          <w:bCs/>
+        </w:rPr>
+        <w:t>계획</w:t>
+      </w:r>
+      <w:r>
+        <w:rPr>
+          <w:b/>
+          <w:bCs/>
+        </w:rPr>
+        <w:t xml:space="preserve"> </w:t>
+      </w:r>
+      <w:r>
+        <w:ptab w:relativeTo="margin" w:alignment="right" w:leader="dot"/>
+      </w:r>
+      <w:r>
+        <w:rPr>
+          <w:b/>
+          <w:bCs/>
+          <w:lang w:val="ko-KR"/>
+        </w:rPr>
+        <w:t>1</w:t>
+      </w:r>
+    </w:p>
+    <w:p>
+      <w:pPr>
+        <w:pStyle w:val="20"/>
+        <w:ind w:left="216"/>
+        <w:rPr>
+          <w:lang w:val="ko-KR"/>
+        </w:rPr>
+      </w:pPr>
+      <w:r>
+        <w:rPr>
+          <w:rFonts w:ascii="Segoe UI" w:hAnsi="Segoe UI" w:cs="Segoe UI"/>
+          <w:color w:val="0D0D0D"/>
+          <w:shd w:val="clear" w:color="auto" w:fill="FFFFFF"/>
+        </w:rPr>
+        <w:t>최종</w:t>
+      </w:r>
+      <w:r>
+        <w:rPr>
+          <w:rFonts w:ascii="Segoe UI" w:hAnsi="Segoe UI" w:cs="Segoe UI"/>
+          <w:color w:val="0D0D0D"/>
+          <w:shd w:val="clear" w:color="auto" w:fill="FFFFFF"/>
+        </w:rPr>
+        <w:t xml:space="preserve"> </w:t>
+      </w:r>
+      <w:r>
+        <w:rPr>
+          <w:rFonts w:ascii="Segoe UI" w:hAnsi="Segoe UI" w:cs="Segoe UI"/>
+          <w:color w:val="0D0D0D"/>
+          <w:shd w:val="clear" w:color="auto" w:fill="FFFFFF"/>
+        </w:rPr>
+        <w:t>발표에</w:t>
+      </w:r>
+      <w:r>
+        <w:rPr>
+          <w:rFonts w:ascii="Segoe UI" w:hAnsi="Segoe UI" w:cs="Segoe UI"/>
+          <w:color w:val="0D0D0D"/>
+          <w:shd w:val="clear" w:color="auto" w:fill="FFFFFF"/>
+        </w:rPr>
+        <w:t xml:space="preserve"> </w:t>
+      </w:r>
+      <w:r>
+        <w:rPr>
+          <w:rFonts w:ascii="Segoe UI" w:hAnsi="Segoe UI" w:cs="Segoe UI"/>
+          <w:color w:val="0D0D0D"/>
+          <w:shd w:val="clear" w:color="auto" w:fill="FFFFFF"/>
+        </w:rPr>
+        <w:t>이르기까지의</w:t>
+      </w:r>
+      <w:r>
+        <w:rPr>
+          <w:rFonts w:ascii="Segoe UI" w:hAnsi="Segoe UI" w:cs="Segoe UI"/>
+          <w:color w:val="0D0D0D"/>
+          <w:shd w:val="clear" w:color="auto" w:fill="FFFFFF"/>
+        </w:rPr>
+        <w:t xml:space="preserve"> </w:t>
+      </w:r>
+      <w:r>
+        <w:rPr>
+          <w:rFonts w:ascii="Segoe UI" w:hAnsi="Segoe UI" w:cs="Segoe UI"/>
+          <w:color w:val="0D0D0D"/>
+          <w:shd w:val="clear" w:color="auto" w:fill="FFFFFF"/>
+        </w:rPr>
+        <w:t>계획</w:t>
+      </w:r>
+      <w:r>
+        <w:rPr>
+          <w:rFonts w:ascii="Segoe UI" w:hAnsi="Segoe UI" w:cs="Segoe UI"/>
+          <w:color w:val="0D0D0D"/>
+          <w:shd w:val="clear" w:color="auto" w:fill="FFFFFF"/>
+        </w:rPr>
+        <w:t xml:space="preserve"> </w:t>
+      </w:r>
+      <w:r>
+        <w:ptab w:relativeTo="margin" w:alignment="right" w:leader="dot"/>
+      </w:r>
+      <w:r>
+        <w:rPr>
+          <w:lang w:val="ko-KR"/>
+        </w:rPr>
+        <w:t>2</w:t>
+      </w:r>
+    </w:p>
     <w:p>
       <w:pPr>
         <w:widowControl/>
         <w:wordWrap/>
         <w:autoSpaceDE/>
         <w:autoSpaceDN/>
+      </w:pPr>
+      <w:r>
+        <w:rPr>
+          <w:rFonts w:ascii="Segoe UI" w:hAnsi="Segoe UI" w:cs="Segoe UI"/>
+          <w:color w:val="0D0D0D"/>
+          <w:shd w:val="clear" w:color="auto" w:fill="FFFFFF"/>
+        </w:rPr>
+        <w:t>수업</w:t>
+      </w:r>
+      <w:r>
+        <w:rPr>
+          <w:rFonts w:ascii="Segoe UI" w:hAnsi="Segoe UI" w:cs="Segoe UI"/>
+          <w:color w:val="0D0D0D"/>
+          <w:shd w:val="clear" w:color="auto" w:fill="FFFFFF"/>
+        </w:rPr>
+        <w:t xml:space="preserve"> </w:t>
+      </w:r>
+      <w:r>
+        <w:rPr>
+          <w:rFonts w:ascii="Segoe UI" w:hAnsi="Segoe UI" w:cs="Segoe UI"/>
+          <w:color w:val="0D0D0D"/>
+          <w:shd w:val="clear" w:color="auto" w:fill="FFFFFF"/>
+        </w:rPr>
+        <w:t>종료</w:t>
+      </w:r>
+      <w:r>
+        <w:rPr>
+          <w:rFonts w:ascii="Segoe UI" w:hAnsi="Segoe UI" w:cs="Segoe UI"/>
+          <w:color w:val="0D0D0D"/>
+          <w:shd w:val="clear" w:color="auto" w:fill="FFFFFF"/>
+        </w:rPr>
+        <w:t xml:space="preserve"> </w:t>
+      </w:r>
+      <w:r>
+        <w:rPr>
+          <w:rFonts w:ascii="Segoe UI" w:hAnsi="Segoe UI" w:cs="Segoe UI"/>
+          <w:color w:val="0D0D0D"/>
+          <w:shd w:val="clear" w:color="auto" w:fill="FFFFFF"/>
+        </w:rPr>
+        <w:t>후</w:t>
+      </w:r>
+      <w:r>
+        <w:rPr>
+          <w:rFonts w:ascii="Segoe UI" w:hAnsi="Segoe UI" w:cs="Segoe UI"/>
+          <w:color w:val="0D0D0D"/>
+          <w:shd w:val="clear" w:color="auto" w:fill="FFFFFF"/>
+        </w:rPr>
+        <w:t xml:space="preserve"> </w:t>
+      </w:r>
+      <w:r>
+        <w:rPr>
+          <w:rFonts w:ascii="Segoe UI" w:hAnsi="Segoe UI" w:cs="Segoe UI"/>
+          <w:color w:val="0D0D0D"/>
+          <w:shd w:val="clear" w:color="auto" w:fill="FFFFFF"/>
+        </w:rPr>
+        <w:t>프로젝트</w:t>
+      </w:r>
+      <w:r>
+        <w:rPr>
+          <w:rFonts w:ascii="Segoe UI" w:hAnsi="Segoe UI" w:cs="Segoe UI"/>
+          <w:color w:val="0D0D0D"/>
+          <w:shd w:val="clear" w:color="auto" w:fill="FFFFFF"/>
+        </w:rPr>
+        <w:t xml:space="preserve"> </w:t>
+      </w:r>
+      <w:r>
+        <w:rPr>
+          <w:rFonts w:ascii="Segoe UI" w:hAnsi="Segoe UI" w:cs="Segoe UI"/>
+          <w:color w:val="0D0D0D"/>
+          <w:shd w:val="clear" w:color="auto" w:fill="FFFFFF"/>
+        </w:rPr>
+        <w:t>진행에</w:t>
+      </w:r>
+      <w:r>
+        <w:rPr>
+          <w:rFonts w:ascii="Segoe UI" w:hAnsi="Segoe UI" w:cs="Segoe UI"/>
+          <w:color w:val="0D0D0D"/>
+          <w:shd w:val="clear" w:color="auto" w:fill="FFFFFF"/>
+        </w:rPr>
+        <w:t xml:space="preserve"> </w:t>
+      </w:r>
+      <w:r>
+        <w:rPr>
+          <w:rFonts w:ascii="Segoe UI" w:hAnsi="Segoe UI" w:cs="Segoe UI"/>
+          <w:color w:val="0D0D0D"/>
+          <w:shd w:val="clear" w:color="auto" w:fill="FFFFFF"/>
+        </w:rPr>
+        <w:t>관한</w:t>
+      </w:r>
+      <w:r>
+        <w:rPr>
+          <w:rFonts w:ascii="Segoe UI" w:hAnsi="Segoe UI" w:cs="Segoe UI"/>
+          <w:color w:val="0D0D0D"/>
+          <w:shd w:val="clear" w:color="auto" w:fill="FFFFFF"/>
+        </w:rPr>
+        <w:t xml:space="preserve"> </w:t>
+      </w:r>
+      <w:r>
+        <w:rPr>
+          <w:rFonts w:ascii="Segoe UI" w:hAnsi="Segoe UI" w:cs="Segoe UI"/>
+          <w:color w:val="0D0D0D"/>
+          <w:shd w:val="clear" w:color="auto" w:fill="FFFFFF"/>
+        </w:rPr>
+        <w:t>계획</w:t>
+      </w:r>
+      <w:r>
+        <w:rPr>
+          <w:rFonts w:ascii="Segoe UI" w:hAnsi="Segoe UI" w:cs="Segoe UI"/>
+          <w:color w:val="0D0D0D"/>
+          <w:shd w:val="clear" w:color="auto" w:fill="FFFFFF"/>
+        </w:rPr>
+        <w:t xml:space="preserve"> </w:t>
+      </w:r>
+      <w:r>
+        <w:ptab w:relativeTo="margin" w:alignment="right" w:leader="dot"/>
+      </w:r>
+      <w:r>
+        <w:rPr>
+          <w:lang w:val="ko-KR"/>
+        </w:rPr>
+        <w:t>2</w:t>
+      </w:r>
+    </w:p>
+    <w:p>
+      <w:pPr>
+        <w:widowControl/>
+        <w:wordWrap/>
+        <w:autoSpaceDE/>
+        <w:autoSpaceDN/>
+      </w:pPr>
+    </w:p>
+    <w:p>
+      <w:pPr>
+        <w:widowControl/>
+        <w:wordWrap/>
+        <w:autoSpaceDE/>
+        <w:autoSpaceDN/>
+        <w:rPr>
+          <w:rFonts w:hint="eastAsia"/>
+        </w:rPr>
       </w:pPr>
     </w:p>
     <w:p>
@@ -18,12 +828,14 @@
           <w:numId w:val="2"/>
         </w:numPr>
       </w:pPr>
+      <w:bookmarkStart w:id="9" w:name="_Hlk164614887"/>
       <w:r>
         <w:rPr>
           <w:rFonts w:hint="eastAsia"/>
         </w:rPr>
         <w:t>프로젝트 개요</w:t>
       </w:r>
+      <w:bookmarkEnd w:id="9"/>
     </w:p>
     <w:p>
       <w:pPr>
@@ -93,12 +905,14 @@
           <w:numId w:val="2"/>
         </w:numPr>
       </w:pPr>
+      <w:bookmarkStart w:id="10" w:name="_Hlk164615581"/>
       <w:r>
         <w:rPr>
           <w:rFonts w:hint="eastAsia"/>
         </w:rPr>
         <w:t>개발 진행 상황</w:t>
       </w:r>
+      <w:bookmarkEnd w:id="10"/>
     </w:p>
     <w:p>
       <w:pPr>
@@ -112,53 +926,23 @@
         <w:rPr>
           <w:rFonts w:hint="eastAsia"/>
         </w:rPr>
-        <w:t xml:space="preserve">1) 가, 나, 다로 할지, </w:t>
-      </w:r>
-      <w:r>
-        <w:br/>
-      </w:r>
-      <w:r>
-        <w:rPr>
-          <w:rFonts w:hint="eastAsia"/>
-        </w:rPr>
-        <w:t xml:space="preserve">2) 각자 맡은 파트를 설명하는 방식으로 갈지 </w:t>
-      </w:r>
-      <w:r>
-        <w:br/>
-      </w:r>
-      <w:r>
-        <w:rPr>
-          <w:rFonts w:hint="eastAsia"/>
-        </w:rPr>
-        <w:t>3) 아래와 같이 파트(</w:t>
-      </w:r>
-      <w:proofErr w:type="spellStart"/>
-      <w:r>
-        <w:rPr>
-          <w:rFonts w:hint="eastAsia"/>
-        </w:rPr>
-        <w:t>프론트엔드</w:t>
-      </w:r>
-      <w:proofErr w:type="spellEnd"/>
-      <w:r>
-        <w:rPr>
-          <w:rFonts w:hint="eastAsia"/>
-        </w:rPr>
-        <w:t xml:space="preserve">, </w:t>
-      </w:r>
-      <w:proofErr w:type="spellStart"/>
-      <w:r>
-        <w:rPr>
-          <w:rFonts w:hint="eastAsia"/>
-        </w:rPr>
-        <w:t>백엔드</w:t>
-      </w:r>
-      <w:proofErr w:type="spellEnd"/>
-      <w:r>
-        <w:rPr>
-          <w:rFonts w:hint="eastAsia"/>
-        </w:rPr>
-        <w:t>, 서버)별로 설명할지</w:t>
+        <w:lastRenderedPageBreak/>
+        <w:t>가</w:t>
+      </w:r>
+    </w:p>
+    <w:p>
+      <w:pPr>
+        <w:pStyle w:val="a6"/>
+        <w:numPr>
+          <w:ilvl w:val="3"/>
+          <w:numId w:val="2"/>
+        </w:numPr>
+      </w:pPr>
+      <w:r>
+        <w:rPr>
+          <w:rFonts w:hint="eastAsia"/>
+        </w:rPr>
+        <w:t>디자인</w:t>
       </w:r>
     </w:p>
     <w:p>
@@ -169,14 +953,59 @@
           <w:numId w:val="2"/>
         </w:numPr>
       </w:pPr>
-      <w:proofErr w:type="spellStart"/>
-      <w:r>
-        <w:rPr>
-          <w:rFonts w:hint="eastAsia"/>
-        </w:rPr>
-        <w:t>프론트엔드</w:t>
-      </w:r>
-      <w:proofErr w:type="spellEnd"/>
+      <w:r>
+        <w:rPr>
+          <w:rFonts w:hint="eastAsia"/>
+        </w:rPr>
+        <w:t>나</w:t>
+      </w:r>
+    </w:p>
+    <w:p>
+      <w:pPr>
+        <w:pStyle w:val="a6"/>
+        <w:numPr>
+          <w:ilvl w:val="2"/>
+          <w:numId w:val="2"/>
+        </w:numPr>
+      </w:pPr>
+      <w:r>
+        <w:rPr>
+          <w:rFonts w:hint="eastAsia"/>
+        </w:rPr>
+        <w:t>다</w:t>
+      </w:r>
+    </w:p>
+    <w:p>
+      <w:pPr>
+        <w:pStyle w:val="a6"/>
+        <w:numPr>
+          <w:ilvl w:val="1"/>
+          <w:numId w:val="2"/>
+        </w:numPr>
+      </w:pPr>
+      <w:bookmarkStart w:id="11" w:name="_Hlk164615597"/>
+      <w:r>
+        <w:rPr>
+          <w:rFonts w:hint="eastAsia"/>
+        </w:rPr>
+        <w:t>문제점 및 해결방안</w:t>
+      </w:r>
+      <w:bookmarkEnd w:id="11"/>
+    </w:p>
+    <w:p>
+      <w:pPr>
+        <w:pStyle w:val="a6"/>
+        <w:numPr>
+          <w:ilvl w:val="2"/>
+          <w:numId w:val="2"/>
+        </w:numPr>
+      </w:pPr>
+      <w:r>
+        <w:rPr>
+          <w:rFonts w:hint="eastAsia"/>
+        </w:rPr>
+        <w:t>초기 테스트 중 사진 분석속도가 기대에 미치지 못함</w:t>
+      </w:r>
     </w:p>
     <w:p>
       <w:pPr>
@@ -190,7 +1019,10 @@
         <w:rPr>
           <w:rFonts w:hint="eastAsia"/>
         </w:rPr>
-        <w:t>디자인</w:t>
+        <w:t>일단 4초에 한 번으로 진행</w:t>
+      </w:r>
+      <w:r>
+        <w:t>…</w:t>
       </w:r>
     </w:p>
     <w:p>
@@ -201,14 +1033,49 @@
           <w:numId w:val="2"/>
         </w:numPr>
       </w:pPr>
-      <w:proofErr w:type="spellStart"/>
-      <w:r>
-        <w:rPr>
-          <w:rFonts w:hint="eastAsia"/>
-        </w:rPr>
-        <w:t>백엔드</w:t>
-      </w:r>
-      <w:proofErr w:type="spellEnd"/>
+      <w:r>
+        <w:rPr>
+          <w:rFonts w:hint="eastAsia"/>
+        </w:rPr>
+        <w:t>너가 진행한 파트에서 문제점이 있다면</w:t>
+      </w:r>
+      <w:r>
+        <w:t>…</w:t>
+      </w:r>
+    </w:p>
+    <w:p>
+      <w:pPr>
+        <w:pStyle w:val="a6"/>
+        <w:numPr>
+          <w:ilvl w:val="0"/>
+          <w:numId w:val="2"/>
+        </w:numPr>
+      </w:pPr>
+      <w:bookmarkStart w:id="12" w:name="_Hlk164615691"/>
+      <w:r>
+        <w:rPr>
+          <w:rFonts w:hint="eastAsia"/>
+        </w:rPr>
+        <w:t>프로젝트 기대 효과 및 활용 방안</w:t>
+      </w:r>
+      <w:bookmarkEnd w:id="12"/>
+    </w:p>
+    <w:p>
+      <w:pPr>
+        <w:pStyle w:val="a6"/>
+        <w:numPr>
+          <w:ilvl w:val="1"/>
+          <w:numId w:val="2"/>
+        </w:numPr>
+      </w:pPr>
+      <w:bookmarkStart w:id="13" w:name="_Hlk164615717"/>
+      <w:r>
+        <w:rPr>
+          <w:rFonts w:hint="eastAsia"/>
+        </w:rPr>
+        <w:t>기대 효과</w:t>
+      </w:r>
+      <w:bookmarkEnd w:id="13"/>
     </w:p>
     <w:p>
       <w:pPr>
@@ -218,12 +1085,14 @@
           <w:numId w:val="2"/>
         </w:numPr>
       </w:pPr>
-      <w:r>
-        <w:rPr>
-          <w:rFonts w:hint="eastAsia"/>
-        </w:rPr>
-        <w:t>서버</w:t>
-      </w:r>
+      <w:bookmarkStart w:id="14" w:name="_Hlk164615730"/>
+      <w:r>
+        <w:rPr>
+          <w:rFonts w:hint="eastAsia"/>
+        </w:rPr>
+        <w:t>설문조사 추가</w:t>
+      </w:r>
+      <w:bookmarkEnd w:id="14"/>
     </w:p>
     <w:p>
       <w:pPr>
@@ -233,63 +1102,14 @@
           <w:numId w:val="2"/>
         </w:numPr>
       </w:pPr>
-      <w:r>
-        <w:rPr>
-          <w:rFonts w:hint="eastAsia"/>
-        </w:rPr>
-        <w:t>문제점 및 해결방안</w:t>
-      </w:r>
-    </w:p>
-    <w:p>
-      <w:pPr>
-        <w:pStyle w:val="a6"/>
-        <w:numPr>
-          <w:ilvl w:val="2"/>
-          <w:numId w:val="2"/>
-        </w:numPr>
-      </w:pPr>
-      <w:r>
-        <w:rPr>
-          <w:rFonts w:hint="eastAsia"/>
-        </w:rPr>
-        <w:t>초기 테스트 중 사진 분석속도가 기대에 미치지 못함</w:t>
-      </w:r>
-    </w:p>
-    <w:p>
-      <w:pPr>
-        <w:pStyle w:val="a6"/>
-        <w:numPr>
-          <w:ilvl w:val="3"/>
-          <w:numId w:val="2"/>
-        </w:numPr>
-      </w:pPr>
-      <w:r>
-        <w:rPr>
-          <w:rFonts w:hint="eastAsia"/>
-        </w:rPr>
-        <w:t>일단 4초에 한 번으로 진행</w:t>
-      </w:r>
-      <w:r>
-        <w:t>…</w:t>
-      </w:r>
-    </w:p>
-    <w:p>
-      <w:pPr>
-        <w:pStyle w:val="a6"/>
-        <w:numPr>
-          <w:ilvl w:val="2"/>
-          <w:numId w:val="2"/>
-        </w:numPr>
-      </w:pPr>
-      <w:r>
-        <w:rPr>
-          <w:rFonts w:hint="eastAsia"/>
-        </w:rPr>
-        <w:t>너가 진행한 파트에서 문제점이 있다면</w:t>
-      </w:r>
-      <w:r>
-        <w:t>…</w:t>
-      </w:r>
+      <w:bookmarkStart w:id="15" w:name="_Hlk164615746"/>
+      <w:r>
+        <w:rPr>
+          <w:rFonts w:hint="eastAsia"/>
+        </w:rPr>
+        <w:t>활용 방안</w:t>
+      </w:r>
+      <w:bookmarkEnd w:id="15"/>
     </w:p>
     <w:p>
       <w:pPr>
@@ -299,72 +1119,14 @@
           <w:numId w:val="2"/>
         </w:numPr>
       </w:pPr>
-      <w:r>
-        <w:rPr>
-          <w:rFonts w:hint="eastAsia"/>
-        </w:rPr>
-        <w:t>프로젝트 기대 효과 및 활용 방안</w:t>
-      </w:r>
-    </w:p>
-    <w:p>
-      <w:pPr>
-        <w:pStyle w:val="a6"/>
-        <w:numPr>
-          <w:ilvl w:val="1"/>
-          <w:numId w:val="2"/>
-        </w:numPr>
-      </w:pPr>
-      <w:r>
-        <w:rPr>
-          <w:rFonts w:hint="eastAsia"/>
-        </w:rPr>
-        <w:t>기대 효과</w:t>
-      </w:r>
-    </w:p>
-    <w:p>
-      <w:pPr>
-        <w:pStyle w:val="a6"/>
-        <w:numPr>
-          <w:ilvl w:val="2"/>
-          <w:numId w:val="2"/>
-        </w:numPr>
-      </w:pPr>
-      <w:r>
-        <w:rPr>
-          <w:rFonts w:hint="eastAsia"/>
-        </w:rPr>
-        <w:t>설문조사 추가</w:t>
-      </w:r>
-    </w:p>
-    <w:p>
-      <w:pPr>
-        <w:pStyle w:val="a6"/>
-        <w:numPr>
-          <w:ilvl w:val="1"/>
-          <w:numId w:val="2"/>
-        </w:numPr>
-      </w:pPr>
-      <w:r>
-        <w:rPr>
-          <w:rFonts w:hint="eastAsia"/>
-        </w:rPr>
-        <w:t>활용 방안</w:t>
-      </w:r>
-    </w:p>
-    <w:p>
-      <w:pPr>
-        <w:pStyle w:val="a6"/>
-        <w:numPr>
-          <w:ilvl w:val="0"/>
-          <w:numId w:val="2"/>
-        </w:numPr>
-      </w:pPr>
+      <w:bookmarkStart w:id="16" w:name="_Hlk164615784"/>
       <w:r>
         <w:rPr>
           <w:rFonts w:hint="eastAsia"/>
         </w:rPr>
         <w:t>향후계획</w:t>
       </w:r>
+      <w:bookmarkEnd w:id="16"/>
     </w:p>
     <w:p>
       <w:pPr>
@@ -456,9 +1218,6 @@
               <w:wordWrap/>
               <w:autoSpaceDE/>
               <w:autoSpaceDN/>
-              <w:rPr>
-                <w:rFonts w:hint="eastAsia"/>
-              </w:rPr>
             </w:pPr>
             <w:r>
               <w:rPr>
@@ -478,9 +1237,6 @@
               <w:wordWrap/>
               <w:autoSpaceDE/>
               <w:autoSpaceDN/>
-              <w:rPr>
-                <w:rFonts w:hint="eastAsia"/>
-              </w:rPr>
             </w:pPr>
             <w:r>
               <w:rPr>
@@ -500,9 +1256,6 @@
               <w:wordWrap/>
               <w:autoSpaceDE/>
               <w:autoSpaceDN/>
-              <w:rPr>
-                <w:rFonts w:hint="eastAsia"/>
-              </w:rPr>
             </w:pPr>
             <w:r>
               <w:rPr>
@@ -549,9 +1302,6 @@
               <w:wordWrap/>
               <w:autoSpaceDE/>
               <w:autoSpaceDN/>
-              <w:rPr>
-                <w:rFonts w:hint="eastAsia"/>
-              </w:rPr>
             </w:pPr>
             <w:r>
               <w:rPr>
@@ -596,9 +1346,6 @@
               <w:wordWrap/>
               <w:autoSpaceDE/>
               <w:autoSpaceDN/>
-              <w:rPr>
-                <w:rFonts w:hint="eastAsia"/>
-              </w:rPr>
             </w:pPr>
             <w:r>
               <w:rPr>
@@ -618,9 +1365,6 @@
               <w:wordWrap/>
               <w:autoSpaceDE/>
               <w:autoSpaceDN/>
-              <w:rPr>
-                <w:rFonts w:hint="eastAsia"/>
-              </w:rPr>
             </w:pPr>
             <w:r>
               <w:rPr>
@@ -646,9 +1390,6 @@
         <w:wordWrap/>
         <w:autoSpaceDE/>
         <w:autoSpaceDN/>
-        <w:rPr>
-          <w:rFonts w:hint="eastAsia"/>
-        </w:rPr>
       </w:pPr>
     </w:p>
     <w:p>
@@ -700,11 +1441,6 @@
       </w:r>
     </w:p>
     <w:p>
-      <w:pPr>
-        <w:rPr>
-          <w:rFonts w:hint="eastAsia"/>
-        </w:rPr>
-      </w:pPr>
       <w:r>
         <w:rPr>
           <w:rFonts w:hint="eastAsia"/>
@@ -751,11 +1487,6 @@
             <w:tcW w:w="4508" w:type="dxa"/>
           </w:tcPr>
           <w:p>
-            <w:pPr>
-              <w:rPr>
-                <w:rFonts w:hint="eastAsia"/>
-              </w:rPr>
-            </w:pPr>
             <w:r>
               <w:rPr>
                 <w:rFonts w:hint="eastAsia"/>
@@ -779,7 +1510,7 @@
                           </pic:cNvPicPr>
                         </pic:nvPicPr>
                         <pic:blipFill>
-                          <a:blip r:embed="rId5" cstate="print">
+                          <a:blip r:embed="rId7" cstate="print">
                             <a:extLst>
                               <a:ext uri="{28A0092B-C50C-407E-A947-70E740481C1C}">
                                 <a14:useLocalDpi xmlns:a14="http://schemas.microsoft.com/office/drawing/2010/main" val="0"/>
@@ -817,11 +1548,6 @@
             <w:tcW w:w="4508" w:type="dxa"/>
           </w:tcPr>
           <w:p>
-            <w:pPr>
-              <w:rPr>
-                <w:rFonts w:hint="eastAsia"/>
-              </w:rPr>
-            </w:pPr>
             <w:r>
               <w:rPr>
                 <w:noProof/>
@@ -844,7 +1570,7 @@
                           </pic:cNvPicPr>
                         </pic:nvPicPr>
                         <pic:blipFill>
-                          <a:blip r:embed="rId6" cstate="print">
+                          <a:blip r:embed="rId8" cstate="print">
                             <a:extLst>
                               <a:ext uri="{28A0092B-C50C-407E-A947-70E740481C1C}">
                                 <a14:useLocalDpi xmlns:a14="http://schemas.microsoft.com/office/drawing/2010/main" val="0"/>
@@ -980,7 +1706,7 @@
                           </pic:cNvPicPr>
                         </pic:nvPicPr>
                         <pic:blipFill>
-                          <a:blip r:embed="rId7" cstate="print">
+                          <a:blip r:embed="rId9" cstate="print">
                             <a:extLst>
                               <a:ext uri="{28A0092B-C50C-407E-A947-70E740481C1C}">
                                 <a14:useLocalDpi xmlns:a14="http://schemas.microsoft.com/office/drawing/2010/main" val="0"/>
@@ -1040,7 +1766,7 @@
                           </pic:cNvPicPr>
                         </pic:nvPicPr>
                         <pic:blipFill>
-                          <a:blip r:embed="rId8" cstate="print">
+                          <a:blip r:embed="rId10" cstate="print">
                             <a:extLst>
                               <a:ext uri="{28A0092B-C50C-407E-A947-70E740481C1C}">
                                 <a14:useLocalDpi xmlns:a14="http://schemas.microsoft.com/office/drawing/2010/main" val="0"/>
@@ -1077,11 +1803,6 @@
     </w:tbl>
     <w:p/>
     <w:p>
-      <w:pPr>
-        <w:rPr>
-          <w:rFonts w:hint="eastAsia"/>
-        </w:rPr>
-      </w:pPr>
       <w:r>
         <w:rPr>
           <w:rFonts w:hint="eastAsia"/>
@@ -1110,11 +1831,6 @@
       <w:proofErr w:type="spellEnd"/>
     </w:p>
     <w:p>
-      <w:pPr>
-        <w:rPr>
-          <w:rFonts w:hint="eastAsia"/>
-        </w:rPr>
-      </w:pPr>
       <w:r>
         <w:rPr>
           <w:rFonts w:hint="eastAsia"/>
@@ -1122,10 +1838,7 @@
         <w:t>개요</w:t>
       </w:r>
       <w:r>
-        <w:t xml:space="preserve">: </w:t>
-      </w:r>
-      <w:r>
-        <w:t>‘</w:t>
+        <w:t>: ‘</w:t>
       </w:r>
       <w:r>
         <w:rPr>
@@ -1161,11 +1874,6 @@
       </w:r>
     </w:p>
     <w:p>
-      <w:pPr>
-        <w:rPr>
-          <w:rFonts w:hint="eastAsia"/>
-        </w:rPr>
-      </w:pPr>
       <w:r>
         <w:rPr>
           <w:rFonts w:hint="eastAsia"/>
@@ -1189,11 +1897,6 @@
             <w:tcW w:w="4508" w:type="dxa"/>
           </w:tcPr>
           <w:p>
-            <w:pPr>
-              <w:rPr>
-                <w:rFonts w:hint="eastAsia"/>
-              </w:rPr>
-            </w:pPr>
             <w:r>
               <w:rPr>
                 <w:noProof/>
@@ -1217,7 +1920,7 @@
                           </pic:cNvPicPr>
                         </pic:nvPicPr>
                         <pic:blipFill>
-                          <a:blip r:embed="rId9" cstate="print">
+                          <a:blip r:embed="rId11" cstate="print">
                             <a:extLst>
                               <a:ext uri="{28A0092B-C50C-407E-A947-70E740481C1C}">
                                 <a14:useLocalDpi xmlns:a14="http://schemas.microsoft.com/office/drawing/2010/main" val="0"/>
@@ -1255,11 +1958,6 @@
             <w:tcW w:w="4508" w:type="dxa"/>
           </w:tcPr>
           <w:p>
-            <w:pPr>
-              <w:rPr>
-                <w:rFonts w:hint="eastAsia"/>
-              </w:rPr>
-            </w:pPr>
             <w:r>
               <w:rPr>
                 <w:rFonts w:hint="eastAsia"/>
@@ -1283,7 +1981,7 @@
                           </pic:cNvPicPr>
                         </pic:nvPicPr>
                         <pic:blipFill>
-                          <a:blip r:embed="rId10" cstate="print">
+                          <a:blip r:embed="rId12" cstate="print">
                             <a:extLst>
                               <a:ext uri="{28A0092B-C50C-407E-A947-70E740481C1C}">
                                 <a14:useLocalDpi xmlns:a14="http://schemas.microsoft.com/office/drawing/2010/main" val="0"/>
@@ -1318,13 +2016,7 @@
         </w:tc>
       </w:tr>
     </w:tbl>
-    <w:p>
-      <w:pPr>
-        <w:rPr>
-          <w:rFonts w:hint="eastAsia"/>
-        </w:rPr>
-      </w:pPr>
-    </w:p>
+    <w:p/>
     <w:p>
       <w:r>
         <w:rPr>
@@ -1438,7 +2130,7 @@
                           </pic:cNvPicPr>
                         </pic:nvPicPr>
                         <pic:blipFill>
-                          <a:blip r:embed="rId11" cstate="print">
+                          <a:blip r:embed="rId13" cstate="print">
                             <a:extLst>
                               <a:ext uri="{28A0092B-C50C-407E-A947-70E740481C1C}">
                                 <a14:useLocalDpi xmlns:a14="http://schemas.microsoft.com/office/drawing/2010/main" val="0"/>
@@ -1498,7 +2190,7 @@
                           </pic:cNvPicPr>
                         </pic:nvPicPr>
                         <pic:blipFill>
-                          <a:blip r:embed="rId12" cstate="print">
+                          <a:blip r:embed="rId14" cstate="print">
                             <a:extLst>
                               <a:ext uri="{28A0092B-C50C-407E-A947-70E740481C1C}">
                                 <a14:useLocalDpi xmlns:a14="http://schemas.microsoft.com/office/drawing/2010/main" val="0"/>
@@ -1535,11 +2227,6 @@
     </w:tbl>
     <w:p/>
     <w:p>
-      <w:pPr>
-        <w:rPr>
-          <w:rFonts w:hint="eastAsia"/>
-        </w:rPr>
-      </w:pPr>
       <w:r>
         <w:rPr>
           <w:rFonts w:hint="eastAsia"/>
@@ -1566,11 +2253,6 @@
       </w:r>
     </w:p>
     <w:p>
-      <w:pPr>
-        <w:rPr>
-          <w:rFonts w:hint="eastAsia"/>
-        </w:rPr>
-      </w:pPr>
       <w:r>
         <w:rPr>
           <w:rFonts w:hint="eastAsia"/>
@@ -1624,13 +2306,7 @@
         <w:rPr>
           <w:rFonts w:hint="eastAsia"/>
         </w:rPr>
-        <w:t>Gallery</w:t>
-      </w:r>
-      <w:r>
-        <w:rPr>
-          <w:rFonts w:hint="eastAsia"/>
-        </w:rPr>
-        <w:t xml:space="preserve"> by </w:t>
+        <w:t xml:space="preserve">Gallery by </w:t>
       </w:r>
       <w:proofErr w:type="gramStart"/>
       <w:r>
@@ -1672,11 +2348,6 @@
             <w:tcW w:w="3005" w:type="dxa"/>
           </w:tcPr>
           <w:p>
-            <w:pPr>
-              <w:rPr>
-                <w:rFonts w:hint="eastAsia"/>
-              </w:rPr>
-            </w:pPr>
             <w:r>
               <w:rPr>
                 <w:rFonts w:hint="eastAsia"/>
@@ -1701,7 +2372,7 @@
                           </pic:cNvPicPr>
                         </pic:nvPicPr>
                         <pic:blipFill>
-                          <a:blip r:embed="rId13" cstate="print">
+                          <a:blip r:embed="rId15" cstate="print">
                             <a:extLst>
                               <a:ext uri="{28A0092B-C50C-407E-A947-70E740481C1C}">
                                 <a14:useLocalDpi xmlns:a14="http://schemas.microsoft.com/office/drawing/2010/main" val="0"/>
@@ -1739,11 +2410,6 @@
             <w:tcW w:w="3005" w:type="dxa"/>
           </w:tcPr>
           <w:p>
-            <w:pPr>
-              <w:rPr>
-                <w:rFonts w:hint="eastAsia"/>
-              </w:rPr>
-            </w:pPr>
             <w:r>
               <w:rPr>
                 <w:noProof/>
@@ -1766,7 +2432,7 @@
                           </pic:cNvPicPr>
                         </pic:nvPicPr>
                         <pic:blipFill>
-                          <a:blip r:embed="rId14" cstate="print">
+                          <a:blip r:embed="rId16" cstate="print">
                             <a:extLst>
                               <a:ext uri="{28A0092B-C50C-407E-A947-70E740481C1C}">
                                 <a14:useLocalDpi xmlns:a14="http://schemas.microsoft.com/office/drawing/2010/main" val="0"/>
@@ -1804,11 +2470,6 @@
             <w:tcW w:w="3006" w:type="dxa"/>
           </w:tcPr>
           <w:p>
-            <w:pPr>
-              <w:rPr>
-                <w:rFonts w:hint="eastAsia"/>
-              </w:rPr>
-            </w:pPr>
             <w:r>
               <w:rPr>
                 <w:noProof/>
@@ -1831,7 +2492,7 @@
                           </pic:cNvPicPr>
                         </pic:nvPicPr>
                         <pic:blipFill>
-                          <a:blip r:embed="rId15" cstate="print">
+                          <a:blip r:embed="rId17" cstate="print">
                             <a:extLst>
                               <a:ext uri="{28A0092B-C50C-407E-A947-70E740481C1C}">
                                 <a14:useLocalDpi xmlns:a14="http://schemas.microsoft.com/office/drawing/2010/main" val="0"/>
@@ -1868,11 +2529,6 @@
     </w:tbl>
     <w:p/>
     <w:p>
-      <w:pPr>
-        <w:rPr>
-          <w:rFonts w:hint="eastAsia"/>
-        </w:rPr>
-      </w:pPr>
       <w:r>
         <w:rPr>
           <w:rFonts w:hint="eastAsia"/>
@@ -1899,11 +2555,6 @@
       </w:r>
     </w:p>
     <w:p>
-      <w:pPr>
-        <w:rPr>
-          <w:rFonts w:hint="eastAsia"/>
-        </w:rPr>
-      </w:pPr>
       <w:r>
         <w:rPr>
           <w:rFonts w:hint="eastAsia"/>
@@ -1976,7 +2627,7 @@
                           </pic:cNvPicPr>
                         </pic:nvPicPr>
                         <pic:blipFill>
-                          <a:blip r:embed="rId16" cstate="print">
+                          <a:blip r:embed="rId18" cstate="print">
                             <a:extLst>
                               <a:ext uri="{28A0092B-C50C-407E-A947-70E740481C1C}">
                                 <a14:useLocalDpi xmlns:a14="http://schemas.microsoft.com/office/drawing/2010/main" val="0"/>
@@ -2036,7 +2687,7 @@
                           </pic:cNvPicPr>
                         </pic:nvPicPr>
                         <pic:blipFill>
-                          <a:blip r:embed="rId17" cstate="print">
+                          <a:blip r:embed="rId19" cstate="print">
                             <a:extLst>
                               <a:ext uri="{28A0092B-C50C-407E-A947-70E740481C1C}">
                                 <a14:useLocalDpi xmlns:a14="http://schemas.microsoft.com/office/drawing/2010/main" val="0"/>
@@ -2102,11 +2753,6 @@
       </w:r>
     </w:p>
     <w:p>
-      <w:pPr>
-        <w:rPr>
-          <w:rFonts w:hint="eastAsia"/>
-        </w:rPr>
-      </w:pPr>
       <w:r>
         <w:rPr>
           <w:rFonts w:hint="eastAsia"/>
@@ -2241,13 +2887,7 @@
       </w:r>
     </w:p>
     <w:p/>
-    <w:p>
-      <w:pPr>
-        <w:rPr>
-          <w:rFonts w:hint="eastAsia"/>
-        </w:rPr>
-      </w:pPr>
-    </w:p>
+    <w:p/>
     <w:sectPr>
       <w:pgSz w:w="11906" w:h="16838"/>
       <w:pgMar w:top="1701" w:right="1440" w:bottom="1440" w:left="1440" w:header="851" w:footer="992" w:gutter="0"/>
@@ -2258,8 +2898,58 @@
 </w:document>
 </file>
 
+<file path=word/endnotes.xml><?xml version="1.0" encoding="utf-8"?>
+<w:endnotes xmlns:wpc="http://schemas.microsoft.com/office/word/2010/wordprocessingCanvas" xmlns:cx="http://schemas.microsoft.com/office/drawing/2014/chartex" xmlns:cx1="http://schemas.microsoft.com/office/drawing/2015/9/8/chartex" xmlns:cx2="http://schemas.microsoft.com/office/drawing/2015/10/21/chartex" xmlns:cx3="http://schemas.microsoft.com/office/drawing/2016/5/9/chartex" xmlns:cx4="http://schemas.microsoft.com/office/drawing/2016/5/10/chartex" xmlns:cx5="http://schemas.microsoft.com/office/drawing/2016/5/11/chartex" xmlns:cx6="http://schemas.microsoft.com/office/drawing/2016/5/12/chartex" xmlns:cx7="http://schemas.microsoft.com/office/drawing/2016/5/13/chartex" xmlns:cx8="http://schemas.microsoft.com/office/drawing/2016/5/14/chartex" xmlns:mc="http://schemas.openxmlformats.org/markup-compatibility/2006" xmlns:aink="http://schemas.microsoft.com/office/drawing/2016/ink" xmlns:am3d="http://schemas.microsoft.com/office/drawing/2017/model3d" xmlns:o="urn:schemas-microsoft-com:office:office" xmlns:oel="http://schemas.microsoft.com/office/2019/extlst" xmlns:r="http://schemas.openxmlformats.org/officeDocument/2006/relationships" xmlns:m="http://schemas.openxmlformats.org/officeDocument/2006/math" xmlns:v="urn:schemas-microsoft-com:vml" xmlns:wp14="http://schemas.microsoft.com/office/word/2010/wordprocessingDrawing" xmlns:wp="http://schemas.openxmlformats.org/drawingml/2006/wordprocessingDrawing" xmlns:w10="urn:schemas-microsoft-com:office:word" xmlns:w="http://schemas.openxmlformats.org/wordprocessingml/2006/main" xmlns:w14="http://schemas.microsoft.com/office/word/2010/wordml" xmlns:w15="http://schemas.microsoft.com/office/word/2012/wordml" xmlns:w16cex="http://schemas.microsoft.com/office/word/2018/wordml/cex" xmlns:w16cid="http://schemas.microsoft.com/office/word/2016/wordml/cid" xmlns:w16="http://schemas.microsoft.com/office/word/2018/wordml" xmlns:w16du="http://schemas.microsoft.com/office/word/2023/wordml/word16du" xmlns:w16sdtdh="http://schemas.microsoft.com/office/word/2020/wordml/sdtdatahash" xmlns:w16se="http://schemas.microsoft.com/office/word/2015/wordml/symex" xmlns:wpg="http://schemas.microsoft.com/office/word/2010/wordprocessingGroup" xmlns:wpi="http://schemas.microsoft.com/office/word/2010/wordprocessingInk" xmlns:wne="http://schemas.microsoft.com/office/word/2006/wordml" xmlns:wps="http://schemas.microsoft.com/office/word/2010/wordprocessingShape" mc:Ignorable="w14 w15 w16se w16cid w16 w16cex w16sdtdh w16du wp14">
+  <w:endnote w:type="separator" w:id="-1">
+    <w:p>
+      <w:pPr>
+        <w:spacing w:after="0" w:line="240" w:lineRule="auto"/>
+      </w:pPr>
+      <w:r>
+        <w:separator/>
+      </w:r>
+    </w:p>
+  </w:endnote>
+  <w:endnote w:type="continuationSeparator" w:id="0">
+    <w:p>
+      <w:pPr>
+        <w:spacing w:after="0" w:line="240" w:lineRule="auto"/>
+      </w:pPr>
+      <w:r>
+        <w:continuationSeparator/>
+      </w:r>
+    </w:p>
+  </w:endnote>
+</w:endnotes>
+</file>
+
+<file path=word/footnotes.xml><?xml version="1.0" encoding="utf-8"?>
+<w:footnotes xmlns:wpc="http://schemas.microsoft.com/office/word/2010/wordprocessingCanvas" xmlns:cx="http://schemas.microsoft.com/office/drawing/2014/chartex" xmlns:cx1="http://schemas.microsoft.com/office/drawing/2015/9/8/chartex" xmlns:cx2="http://schemas.microsoft.com/office/drawing/2015/10/21/chartex" xmlns:cx3="http://schemas.microsoft.com/office/drawing/2016/5/9/chartex" xmlns:cx4="http://schemas.microsoft.com/office/drawing/2016/5/10/chartex" xmlns:cx5="http://schemas.microsoft.com/office/drawing/2016/5/11/chartex" xmlns:cx6="http://schemas.microsoft.com/office/drawing/2016/5/12/chartex" xmlns:cx7="http://schemas.microsoft.com/office/drawing/2016/5/13/chartex" xmlns:cx8="http://schemas.microsoft.com/office/drawing/2016/5/14/chartex" xmlns:mc="http://schemas.openxmlformats.org/markup-compatibility/2006" xmlns:aink="http://schemas.microsoft.com/office/drawing/2016/ink" xmlns:am3d="http://schemas.microsoft.com/office/drawing/2017/model3d" xmlns:o="urn:schemas-microsoft-com:office:office" xmlns:oel="http://schemas.microsoft.com/office/2019/extlst" xmlns:r="http://schemas.openxmlformats.org/officeDocument/2006/relationships" xmlns:m="http://schemas.openxmlformats.org/officeDocument/2006/math" xmlns:v="urn:schemas-microsoft-com:vml" xmlns:wp14="http://schemas.microsoft.com/office/word/2010/wordprocessingDrawing" xmlns:wp="http://schemas.openxmlformats.org/drawingml/2006/wordprocessingDrawing" xmlns:w10="urn:schemas-microsoft-com:office:word" xmlns:w="http://schemas.openxmlformats.org/wordprocessingml/2006/main" xmlns:w14="http://schemas.microsoft.com/office/word/2010/wordml" xmlns:w15="http://schemas.microsoft.com/office/word/2012/wordml" xmlns:w16cex="http://schemas.microsoft.com/office/word/2018/wordml/cex" xmlns:w16cid="http://schemas.microsoft.com/office/word/2016/wordml/cid" xmlns:w16="http://schemas.microsoft.com/office/word/2018/wordml" xmlns:w16du="http://schemas.microsoft.com/office/word/2023/wordml/word16du" xmlns:w16sdtdh="http://schemas.microsoft.com/office/word/2020/wordml/sdtdatahash" xmlns:w16se="http://schemas.microsoft.com/office/word/2015/wordml/symex" xmlns:wpg="http://schemas.microsoft.com/office/word/2010/wordprocessingGroup" xmlns:wpi="http://schemas.microsoft.com/office/word/2010/wordprocessingInk" xmlns:wne="http://schemas.microsoft.com/office/word/2006/wordml" xmlns:wps="http://schemas.microsoft.com/office/word/2010/wordprocessingShape" mc:Ignorable="w14 w15 w16se w16cid w16 w16cex w16sdtdh w16du wp14">
+  <w:footnote w:type="separator" w:id="-1">
+    <w:p>
+      <w:pPr>
+        <w:spacing w:after="0" w:line="240" w:lineRule="auto"/>
+      </w:pPr>
+      <w:r>
+        <w:separator/>
+      </w:r>
+    </w:p>
+  </w:footnote>
+  <w:footnote w:type="continuationSeparator" w:id="0">
+    <w:p>
+      <w:pPr>
+        <w:spacing w:after="0" w:line="240" w:lineRule="auto"/>
+      </w:pPr>
+      <w:r>
+        <w:continuationSeparator/>
+      </w:r>
+    </w:p>
+  </w:footnote>
+</w:footnotes>
+</file>
+
 <file path=word/numbering.xml><?xml version="1.0" encoding="utf-8"?>
-<w:numbering xmlns:wpc="http://schemas.microsoft.com/office/word/2010/wordprocessingCanvas" xmlns:cx="http://schemas.microsoft.com/office/drawing/2014/chartex" xmlns:cx1="http://schemas.microsoft.com/office/drawing/2015/9/8/chartex" xmlns:cx2="http://schemas.microsoft.com/office/drawing/2015/10/21/chartex" xmlns:cx3="http://schemas.microsoft.com/office/drawing/2016/5/9/chartex" xmlns:cx4="http://schemas.microsoft.com/office/drawing/2016/5/10/chartex" xmlns:cx5="http://schemas.microsoft.com/office/drawing/2016/5/11/chartex" xmlns:cx6="http://schemas.microsoft.com/office/drawing/2016/5/12/chartex" xmlns:cx7="http://schemas.microsoft.com/office/drawing/2016/5/13/chartex" xmlns:cx8="http://schemas.microsoft.com/office/drawing/2016/5/14/chartex" xmlns:mc="http://schemas.openxmlformats.org/markup-compatibility/2006" xmlns:aink="http://schemas.microsoft.com/office/drawing/2016/ink" xmlns:am3d="http://schemas.microsoft.com/office/drawing/2017/model3d" xmlns:o="urn:schemas-microsoft-com:office:office" xmlns:oel="http://schemas.microsoft.com/office/2019/extlst" xmlns:r="http://schemas.openxmlformats.org/officeDocument/2006/relationships" xmlns:m="http://schemas.openxmlformats.org/officeDocument/2006/math" xmlns:v="urn:schemas-microsoft-com:vml" xmlns:wp14="http://schemas.microsoft.com/office/word/2010/wordprocessingDrawing" xmlns:wp="http://schemas.openxmlformats.org/drawingml/2006/wordprocessingDrawing" xmlns:w10="urn:schemas-microsoft-com:office:word" xmlns:w="http://schemas.openxmlformats.org/wordprocessingml/2006/main" xmlns:w14="http://schemas.microsoft.com/office/word/2010/wordml" xmlns:w15="http://schemas.microsoft.com/office/word/2012/wordml" xmlns:w16cex="http://schemas.microsoft.com/office/word/2018/wordml/cex" xmlns:w16cid="http://schemas.microsoft.com/office/word/2016/wordml/cid" xmlns:w16="http://schemas.microsoft.com/office/word/2018/wordml" xmlns:w16sdtdh="http://schemas.microsoft.com/office/word/2020/wordml/sdtdatahash" xmlns:w16se="http://schemas.microsoft.com/office/word/2015/wordml/symex" xmlns:wpg="http://schemas.microsoft.com/office/word/2010/wordprocessingGroup" xmlns:wpi="http://schemas.microsoft.com/office/word/2010/wordprocessingInk" xmlns:wne="http://schemas.microsoft.com/office/word/2006/wordml" xmlns:wps="http://schemas.microsoft.com/office/word/2010/wordprocessingShape" mc:Ignorable="w14 w15 w16se w16cid w16 w16cex w16sdtdh wp14">
+<w:numbering xmlns:wpc="http://schemas.microsoft.com/office/word/2010/wordprocessingCanvas" xmlns:cx="http://schemas.microsoft.com/office/drawing/2014/chartex" xmlns:cx1="http://schemas.microsoft.com/office/drawing/2015/9/8/chartex" xmlns:cx2="http://schemas.microsoft.com/office/drawing/2015/10/21/chartex" xmlns:cx3="http://schemas.microsoft.com/office/drawing/2016/5/9/chartex" xmlns:cx4="http://schemas.microsoft.com/office/drawing/2016/5/10/chartex" xmlns:cx5="http://schemas.microsoft.com/office/drawing/2016/5/11/chartex" xmlns:cx6="http://schemas.microsoft.com/office/drawing/2016/5/12/chartex" xmlns:cx7="http://schemas.microsoft.com/office/drawing/2016/5/13/chartex" xmlns:cx8="http://schemas.microsoft.com/office/drawing/2016/5/14/chartex" xmlns:mc="http://schemas.openxmlformats.org/markup-compatibility/2006" xmlns:aink="http://schemas.microsoft.com/office/drawing/2016/ink" xmlns:am3d="http://schemas.microsoft.com/office/drawing/2017/model3d" xmlns:o="urn:schemas-microsoft-com:office:office" xmlns:oel="http://schemas.microsoft.com/office/2019/extlst" xmlns:r="http://schemas.openxmlformats.org/officeDocument/2006/relationships" xmlns:m="http://schemas.openxmlformats.org/officeDocument/2006/math" xmlns:v="urn:schemas-microsoft-com:vml" xmlns:wp14="http://schemas.microsoft.com/office/word/2010/wordprocessingDrawing" xmlns:wp="http://schemas.openxmlformats.org/drawingml/2006/wordprocessingDrawing" xmlns:w10="urn:schemas-microsoft-com:office:word" xmlns:w="http://schemas.openxmlformats.org/wordprocessingml/2006/main" xmlns:w14="http://schemas.microsoft.com/office/word/2010/wordml" xmlns:w15="http://schemas.microsoft.com/office/word/2012/wordml" xmlns:w16cex="http://schemas.microsoft.com/office/word/2018/wordml/cex" xmlns:w16cid="http://schemas.microsoft.com/office/word/2016/wordml/cid" xmlns:w16="http://schemas.microsoft.com/office/word/2018/wordml" xmlns:w16du="http://schemas.microsoft.com/office/word/2023/wordml/word16du" xmlns:w16sdtdh="http://schemas.microsoft.com/office/word/2020/wordml/sdtdatahash" xmlns:w16se="http://schemas.microsoft.com/office/word/2015/wordml/symex" xmlns:wpg="http://schemas.microsoft.com/office/word/2010/wordprocessingGroup" xmlns:wpi="http://schemas.microsoft.com/office/word/2010/wordprocessingInk" xmlns:wne="http://schemas.microsoft.com/office/word/2006/wordml" xmlns:wps="http://schemas.microsoft.com/office/word/2010/wordprocessingShape" mc:Ignorable="w14 w15 w16se w16cid w16 w16cex w16sdtdh w16du wp14">
   <w:abstractNum w:abstractNumId="0" w15:restartNumberingAfterBreak="0">
     <w:nsid w:val="34FE39CF"/>
     <w:multiLevelType w:val="hybridMultilevel"/>
@@ -2448,7 +3138,7 @@
 </file>
 
 <file path=word/styles.xml><?xml version="1.0" encoding="utf-8"?>
-<w:styles xmlns:mc="http://schemas.openxmlformats.org/markup-compatibility/2006" xmlns:r="http://schemas.openxmlformats.org/officeDocument/2006/relationships" xmlns:w="http://schemas.openxmlformats.org/wordprocessingml/2006/main" xmlns:w14="http://schemas.microsoft.com/office/word/2010/wordml" xmlns:w15="http://schemas.microsoft.com/office/word/2012/wordml" xmlns:w16cex="http://schemas.microsoft.com/office/word/2018/wordml/cex" xmlns:w16cid="http://schemas.microsoft.com/office/word/2016/wordml/cid" xmlns:w16="http://schemas.microsoft.com/office/word/2018/wordml" xmlns:w16sdtdh="http://schemas.microsoft.com/office/word/2020/wordml/sdtdatahash" xmlns:w16se="http://schemas.microsoft.com/office/word/2015/wordml/symex" mc:Ignorable="w14 w15 w16se w16cid w16 w16cex w16sdtdh">
+<w:styles xmlns:mc="http://schemas.openxmlformats.org/markup-compatibility/2006" xmlns:r="http://schemas.openxmlformats.org/officeDocument/2006/relationships" xmlns:w="http://schemas.openxmlformats.org/wordprocessingml/2006/main" xmlns:w14="http://schemas.microsoft.com/office/word/2010/wordml" xmlns:w15="http://schemas.microsoft.com/office/word/2012/wordml" xmlns:w16cex="http://schemas.microsoft.com/office/word/2018/wordml/cex" xmlns:w16cid="http://schemas.microsoft.com/office/word/2016/wordml/cid" xmlns:w16="http://schemas.microsoft.com/office/word/2018/wordml" xmlns:w16du="http://schemas.microsoft.com/office/word/2023/wordml/word16du" xmlns:w16sdtdh="http://schemas.microsoft.com/office/word/2020/wordml/sdtdatahash" xmlns:w16se="http://schemas.microsoft.com/office/word/2015/wordml/symex" mc:Ignorable="w14 w15 w16se w16cid w16 w16cex w16sdtdh w16du">
   <w:docDefaults>
     <w:rPrDefault>
       <w:rPr>
@@ -3384,6 +4074,140 @@
       </w:tblBorders>
     </w:tblPr>
   </w:style>
+  <w:style w:type="paragraph" w:styleId="ab">
+    <w:name w:val="header"/>
+    <w:basedOn w:val="a"/>
+    <w:link w:val="Char3"/>
+    <w:uiPriority w:val="99"/>
+    <w:unhideWhenUsed/>
+    <w:rsid w:val="00DE08D8"/>
+    <w:pPr>
+      <w:tabs>
+        <w:tab w:val="center" w:pos="4513"/>
+        <w:tab w:val="right" w:pos="9026"/>
+      </w:tabs>
+      <w:snapToGrid w:val="0"/>
+    </w:pPr>
+  </w:style>
+  <w:style w:type="character" w:customStyle="1" w:styleId="Char3">
+    <w:name w:val="머리글 Char"/>
+    <w:basedOn w:val="a0"/>
+    <w:link w:val="ab"/>
+    <w:uiPriority w:val="99"/>
+    <w:rsid w:val="00DE08D8"/>
+  </w:style>
+  <w:style w:type="paragraph" w:styleId="ac">
+    <w:name w:val="footer"/>
+    <w:basedOn w:val="a"/>
+    <w:link w:val="Char4"/>
+    <w:uiPriority w:val="99"/>
+    <w:unhideWhenUsed/>
+    <w:rsid w:val="00DE08D8"/>
+    <w:pPr>
+      <w:tabs>
+        <w:tab w:val="center" w:pos="4513"/>
+        <w:tab w:val="right" w:pos="9026"/>
+      </w:tabs>
+      <w:snapToGrid w:val="0"/>
+    </w:pPr>
+  </w:style>
+  <w:style w:type="character" w:customStyle="1" w:styleId="Char4">
+    <w:name w:val="바닥글 Char"/>
+    <w:basedOn w:val="a0"/>
+    <w:link w:val="ac"/>
+    <w:uiPriority w:val="99"/>
+    <w:rsid w:val="00DE08D8"/>
+  </w:style>
+  <w:style w:type="paragraph" w:styleId="TOC">
+    <w:name w:val="TOC Heading"/>
+    <w:basedOn w:val="1"/>
+    <w:next w:val="a"/>
+    <w:uiPriority w:val="39"/>
+    <w:unhideWhenUsed/>
+    <w:qFormat/>
+    <w:rsid w:val="00DE34B0"/>
+    <w:pPr>
+      <w:widowControl/>
+      <w:wordWrap/>
+      <w:autoSpaceDE/>
+      <w:autoSpaceDN/>
+      <w:spacing w:before="240" w:after="0"/>
+      <w:jc w:val="left"/>
+      <w:outlineLvl w:val="9"/>
+    </w:pPr>
+    <w:rPr>
+      <w:color w:val="0F4761" w:themeColor="accent1" w:themeShade="BF"/>
+      <w:kern w:val="0"/>
+    </w:rPr>
+  </w:style>
+  <w:style w:type="paragraph" w:styleId="20">
+    <w:name w:val="toc 2"/>
+    <w:basedOn w:val="a"/>
+    <w:next w:val="a"/>
+    <w:autoRedefine/>
+    <w:uiPriority w:val="39"/>
+    <w:unhideWhenUsed/>
+    <w:rsid w:val="00DE34B0"/>
+    <w:pPr>
+      <w:widowControl/>
+      <w:wordWrap/>
+      <w:autoSpaceDE/>
+      <w:autoSpaceDN/>
+      <w:spacing w:after="100"/>
+      <w:ind w:left="220"/>
+      <w:jc w:val="left"/>
+    </w:pPr>
+    <w:rPr>
+      <w:rFonts w:cs="Times New Roman"/>
+      <w:kern w:val="0"/>
+      <w:sz w:val="22"/>
+    </w:rPr>
+  </w:style>
+  <w:style w:type="paragraph" w:styleId="10">
+    <w:name w:val="toc 1"/>
+    <w:basedOn w:val="a"/>
+    <w:next w:val="a"/>
+    <w:autoRedefine/>
+    <w:uiPriority w:val="39"/>
+    <w:unhideWhenUsed/>
+    <w:rsid w:val="00DE34B0"/>
+    <w:pPr>
+      <w:widowControl/>
+      <w:wordWrap/>
+      <w:autoSpaceDE/>
+      <w:autoSpaceDN/>
+      <w:spacing w:after="100"/>
+      <w:jc w:val="left"/>
+    </w:pPr>
+    <w:rPr>
+      <w:rFonts w:cs="Times New Roman"/>
+      <w:kern w:val="0"/>
+      <w:sz w:val="22"/>
+    </w:rPr>
+  </w:style>
+  <w:style w:type="paragraph" w:styleId="30">
+    <w:name w:val="toc 3"/>
+    <w:basedOn w:val="a"/>
+    <w:next w:val="a"/>
+    <w:autoRedefine/>
+    <w:uiPriority w:val="39"/>
+    <w:unhideWhenUsed/>
+    <w:rsid w:val="00DE34B0"/>
+    <w:pPr>
+      <w:widowControl/>
+      <w:wordWrap/>
+      <w:autoSpaceDE/>
+      <w:autoSpaceDN/>
+      <w:spacing w:after="100"/>
+      <w:ind w:left="440"/>
+      <w:jc w:val="left"/>
+    </w:pPr>
+    <w:rPr>
+      <w:rFonts w:cs="Times New Roman"/>
+      <w:kern w:val="0"/>
+      <w:sz w:val="22"/>
+    </w:rPr>
+  </w:style>
 </w:styles>
 </file>
 
